--- a/docs/Первичный анализ Корчёмкин Д.А ИСП-403.docx
+++ b/docs/Первичный анализ Корчёмкин Д.А ИСП-403.docx
@@ -2,6 +2,242 @@
 <file path=word/document.xml><?xml version="1.0" encoding="utf-8"?>
 <w:document xmlns:wpc="http://schemas.microsoft.com/office/word/2010/wordprocessingCanvas" xmlns:cx="http://schemas.microsoft.com/office/drawing/2014/chartex" xmlns:cx1="http://schemas.microsoft.com/office/drawing/2015/9/8/chartex" xmlns:cx2="http://schemas.microsoft.com/office/drawing/2015/10/21/chartex" xmlns:cx3="http://schemas.microsoft.com/office/drawing/2016/5/9/chartex" xmlns:cx4="http://schemas.microsoft.com/office/drawing/2016/5/10/chartex" xmlns:cx5="http://schemas.microsoft.com/office/drawing/2016/5/11/chartex" xmlns:cx6="http://schemas.microsoft.com/office/drawing/2016/5/12/chartex" xmlns:cx7="http://schemas.microsoft.com/office/drawing/2016/5/13/chartex" xmlns:cx8="http://schemas.microsoft.com/office/drawing/2016/5/14/chartex" xmlns:mc="http://schemas.openxmlformats.org/markup-compatibility/2006" xmlns:aink="http://schemas.microsoft.com/office/drawing/2016/ink" xmlns:am3d="http://schemas.microsoft.com/office/drawing/2017/model3d" xmlns:o="urn:schemas-microsoft-com:office:office" xmlns:oel="http://schemas.microsoft.com/office/2019/extlst" xmlns:r="http://schemas.openxmlformats.org/officeDocument/2006/relationships" xmlns:m="http://schemas.openxmlformats.org/officeDocument/2006/math" xmlns:v="urn:schemas-microsoft-com:vml" xmlns:wp14="http://schemas.microsoft.com/office/word/2010/wordprocessingDrawing" xmlns:wp="http://schemas.openxmlformats.org/drawingml/2006/wordprocessingDrawing" xmlns:w10="urn:schemas-microsoft-com:office:word" xmlns:w="http://schemas.openxmlformats.org/wordprocessingml/2006/main" xmlns:w14="http://schemas.microsoft.com/office/word/2010/wordml" xmlns:w15="http://schemas.microsoft.com/office/word/2012/wordml" xmlns:w16cex="http://schemas.microsoft.com/office/word/2018/wordml/cex" xmlns:w16cid="http://schemas.microsoft.com/office/word/2016/wordml/cid" xmlns:w16="http://schemas.microsoft.com/office/word/2018/wordml" xmlns:w16du="http://schemas.microsoft.com/office/word/2023/wordml/word16du" xmlns:w16sdtdh="http://schemas.microsoft.com/office/word/2020/wordml/sdtdatahash" xmlns:w16sdtfl="http://schemas.microsoft.com/office/word/2024/wordml/sdtformatlock" xmlns:w16se="http://schemas.microsoft.com/office/word/2015/wordml/symex" xmlns:wpg="http://schemas.microsoft.com/office/word/2010/wordprocessingGroup" xmlns:wpi="http://schemas.microsoft.com/office/word/2010/wordprocessingInk" xmlns:wne="http://schemas.microsoft.com/office/word/2006/wordml" xmlns:wps="http://schemas.microsoft.com/office/word/2010/wordprocessingShape" mc:Ignorable="w14 w15 w16se w16cid w16 w16cex w16sdtdh w16sdtfl w16du wp14">
   <w:body>
+    <w:p>
+      <w:pPr>
+        <w:pBdr>
+          <w:top w:val="nil"/>
+          <w:left w:val="nil"/>
+          <w:bottom w:val="nil"/>
+          <w:right w:val="nil"/>
+          <w:between w:val="nil"/>
+        </w:pBdr>
+        <w:jc w:val="center"/>
+        <w:rPr>
+          <w:rFonts w:eastAsia="Quattrocento Sans" w:cs="Times New Roman"/>
+          <w:color w:val="000000"/>
+          <w:sz w:val="28"/>
+          <w:szCs w:val="28"/>
+        </w:rPr>
+      </w:pPr>
+      <w:bookmarkStart w:id="0" w:name="OLE_LINK2"/>
+      <w:bookmarkStart w:id="1" w:name="OLE_LINK3"/>
+      <w:r>
+        <w:rPr>
+          <w:rFonts w:eastAsia="Times New Roman" w:cs="Times New Roman"/>
+          <w:color w:val="000000"/>
+          <w:sz w:val="28"/>
+          <w:szCs w:val="28"/>
+        </w:rPr>
+        <w:t> </w:t>
+      </w:r>
+    </w:p>
+    <w:p>
+      <w:pPr>
+        <w:pBdr>
+          <w:top w:val="nil"/>
+          <w:left w:val="nil"/>
+          <w:bottom w:val="nil"/>
+          <w:right w:val="nil"/>
+          <w:between w:val="nil"/>
+        </w:pBdr>
+        <w:rPr>
+          <w:rFonts w:eastAsia="Quattrocento Sans" w:cs="Times New Roman"/>
+          <w:color w:val="000000"/>
+          <w:sz w:val="28"/>
+          <w:szCs w:val="28"/>
+        </w:rPr>
+      </w:pPr>
+    </w:p>
+    <w:p>
+      <w:pPr>
+        <w:pBdr>
+          <w:top w:val="nil"/>
+          <w:left w:val="nil"/>
+          <w:bottom w:val="nil"/>
+          <w:right w:val="nil"/>
+          <w:between w:val="nil"/>
+        </w:pBdr>
+        <w:rPr>
+          <w:rFonts w:eastAsia="Quattrocento Sans" w:cs="Times New Roman"/>
+          <w:color w:val="000000"/>
+          <w:sz w:val="28"/>
+          <w:szCs w:val="28"/>
+        </w:rPr>
+      </w:pPr>
+    </w:p>
+    <w:p>
+      <w:pPr>
+        <w:pBdr>
+          <w:top w:val="nil"/>
+          <w:left w:val="nil"/>
+          <w:bottom w:val="nil"/>
+          <w:right w:val="nil"/>
+          <w:between w:val="nil"/>
+        </w:pBdr>
+        <w:rPr>
+          <w:rFonts w:eastAsia="Quattrocento Sans" w:cs="Times New Roman"/>
+          <w:color w:val="000000"/>
+          <w:sz w:val="28"/>
+          <w:szCs w:val="28"/>
+        </w:rPr>
+      </w:pPr>
+      <w:r>
+        <w:rPr>
+          <w:rFonts w:eastAsia="Times New Roman" w:cs="Times New Roman"/>
+          <w:color w:val="000000"/>
+          <w:sz w:val="28"/>
+          <w:szCs w:val="28"/>
+        </w:rPr>
+        <w:t> </w:t>
+      </w:r>
+    </w:p>
+    <w:p>
+      <w:pPr>
+        <w:pBdr>
+          <w:top w:val="nil"/>
+          <w:left w:val="nil"/>
+          <w:bottom w:val="nil"/>
+          <w:right w:val="nil"/>
+          <w:between w:val="nil"/>
+        </w:pBdr>
+        <w:ind w:firstLine="0"/>
+        <w:jc w:val="center"/>
+        <w:rPr>
+          <w:rFonts w:eastAsia="Times New Roman" w:cs="Times New Roman"/>
+          <w:b/>
+          <w:bCs/>
+          <w:color w:val="000000" w:themeColor="text1"/>
+          <w:sz w:val="28"/>
+          <w:szCs w:val="28"/>
+        </w:rPr>
+      </w:pPr>
+    </w:p>
+    <w:p>
+      <w:pPr>
+        <w:pBdr>
+          <w:top w:val="nil"/>
+          <w:left w:val="nil"/>
+          <w:bottom w:val="nil"/>
+          <w:right w:val="nil"/>
+          <w:between w:val="nil"/>
+        </w:pBdr>
+        <w:ind w:firstLine="0"/>
+        <w:jc w:val="center"/>
+        <w:rPr>
+          <w:rFonts w:eastAsia="Times New Roman" w:cs="Times New Roman"/>
+          <w:b/>
+          <w:bCs/>
+          <w:color w:val="000000" w:themeColor="text1"/>
+          <w:sz w:val="28"/>
+          <w:szCs w:val="28"/>
+        </w:rPr>
+      </w:pPr>
+    </w:p>
+    <w:p>
+      <w:pPr>
+        <w:pBdr>
+          <w:top w:val="nil"/>
+          <w:left w:val="nil"/>
+          <w:bottom w:val="nil"/>
+          <w:right w:val="nil"/>
+          <w:between w:val="nil"/>
+        </w:pBdr>
+        <w:ind w:firstLine="0"/>
+        <w:jc w:val="center"/>
+        <w:rPr>
+          <w:rFonts w:eastAsia="Times New Roman" w:cs="Times New Roman"/>
+          <w:b/>
+          <w:bCs/>
+          <w:color w:val="000000" w:themeColor="text1"/>
+          <w:sz w:val="28"/>
+          <w:szCs w:val="28"/>
+        </w:rPr>
+      </w:pPr>
+    </w:p>
+    <w:p>
+      <w:pPr>
+        <w:pBdr>
+          <w:top w:val="nil"/>
+          <w:left w:val="nil"/>
+          <w:bottom w:val="nil"/>
+          <w:right w:val="nil"/>
+          <w:between w:val="nil"/>
+        </w:pBdr>
+        <w:ind w:firstLine="0"/>
+        <w:jc w:val="center"/>
+        <w:rPr>
+          <w:rFonts w:eastAsia="Times New Roman" w:cs="Times New Roman"/>
+          <w:b/>
+          <w:bCs/>
+          <w:color w:val="000000" w:themeColor="text1"/>
+          <w:sz w:val="28"/>
+          <w:szCs w:val="28"/>
+        </w:rPr>
+      </w:pPr>
+    </w:p>
+    <w:p>
+      <w:pPr>
+        <w:pBdr>
+          <w:top w:val="nil"/>
+          <w:left w:val="nil"/>
+          <w:bottom w:val="nil"/>
+          <w:right w:val="nil"/>
+          <w:between w:val="nil"/>
+        </w:pBdr>
+        <w:ind w:firstLine="0"/>
+        <w:jc w:val="center"/>
+        <w:rPr>
+          <w:rFonts w:eastAsia="Times New Roman" w:cs="Times New Roman"/>
+          <w:b/>
+          <w:bCs/>
+          <w:color w:val="000000" w:themeColor="text1"/>
+          <w:sz w:val="28"/>
+          <w:szCs w:val="28"/>
+        </w:rPr>
+      </w:pPr>
+    </w:p>
+    <w:p>
+      <w:pPr>
+        <w:pBdr>
+          <w:top w:val="nil"/>
+          <w:left w:val="nil"/>
+          <w:bottom w:val="nil"/>
+          <w:right w:val="nil"/>
+          <w:between w:val="nil"/>
+        </w:pBdr>
+        <w:ind w:firstLine="0"/>
+        <w:jc w:val="center"/>
+        <w:rPr>
+          <w:rFonts w:eastAsia="Times New Roman" w:cs="Times New Roman"/>
+          <w:b/>
+          <w:bCs/>
+          <w:color w:val="000000" w:themeColor="text1"/>
+          <w:sz w:val="28"/>
+          <w:szCs w:val="28"/>
+        </w:rPr>
+      </w:pPr>
+    </w:p>
+    <w:p>
+      <w:pPr>
+        <w:pBdr>
+          <w:top w:val="nil"/>
+          <w:left w:val="nil"/>
+          <w:bottom w:val="nil"/>
+          <w:right w:val="nil"/>
+          <w:between w:val="nil"/>
+        </w:pBdr>
+        <w:ind w:firstLine="0"/>
+        <w:jc w:val="center"/>
+        <w:rPr>
+          <w:rFonts w:eastAsia="Times New Roman" w:cs="Times New Roman"/>
+          <w:b/>
+          <w:bCs/>
+          <w:color w:val="000000" w:themeColor="text1"/>
+          <w:sz w:val="28"/>
+          <w:szCs w:val="28"/>
+        </w:rPr>
+      </w:pPr>
+    </w:p>
     <w:p>
       <w:pPr>
         <w:pBdr>
@@ -20,246 +256,6 @@
           <w:szCs w:val="28"/>
         </w:rPr>
       </w:pPr>
-      <w:bookmarkStart w:id="0" w:name="OLE_LINK2"/>
-      <w:bookmarkStart w:id="1" w:name="OLE_LINK3"/>
-      <w:r>
-        <w:rPr>
-          <w:rFonts w:eastAsia="Times New Roman" w:cs="Times New Roman"/>
-          <w:color w:val="000000"/>
-          <w:sz w:val="28"/>
-          <w:szCs w:val="28"/>
-        </w:rPr>
-        <w:t>Министерство науки и высшего образования Российской Федерации</w:t>
-      </w:r>
-    </w:p>
-    <w:p>
-      <w:pPr>
-        <w:pBdr>
-          <w:top w:val="nil"/>
-          <w:left w:val="nil"/>
-          <w:bottom w:val="nil"/>
-          <w:right w:val="nil"/>
-          <w:between w:val="nil"/>
-        </w:pBdr>
-        <w:ind w:firstLine="0"/>
-        <w:jc w:val="center"/>
-        <w:rPr>
-          <w:rFonts w:eastAsia="Quattrocento Sans" w:cs="Times New Roman"/>
-          <w:color w:val="000000"/>
-          <w:sz w:val="28"/>
-          <w:szCs w:val="28"/>
-        </w:rPr>
-      </w:pPr>
-      <w:r>
-        <w:rPr>
-          <w:rFonts w:eastAsia="Times New Roman" w:cs="Times New Roman"/>
-          <w:color w:val="000000"/>
-          <w:sz w:val="28"/>
-          <w:szCs w:val="28"/>
-        </w:rPr>
-        <w:t>Федеральное государственное бюджетное образовательное учреждение</w:t>
-      </w:r>
-    </w:p>
-    <w:p>
-      <w:pPr>
-        <w:pBdr>
-          <w:top w:val="nil"/>
-          <w:left w:val="nil"/>
-          <w:bottom w:val="nil"/>
-          <w:right w:val="nil"/>
-          <w:between w:val="nil"/>
-        </w:pBdr>
-        <w:ind w:firstLine="0"/>
-        <w:jc w:val="center"/>
-        <w:rPr>
-          <w:rFonts w:eastAsia="Quattrocento Sans" w:cs="Times New Roman"/>
-          <w:color w:val="000000"/>
-          <w:sz w:val="28"/>
-          <w:szCs w:val="28"/>
-        </w:rPr>
-      </w:pPr>
-      <w:r>
-        <w:rPr>
-          <w:rFonts w:eastAsia="Times New Roman" w:cs="Times New Roman"/>
-          <w:color w:val="000000"/>
-          <w:sz w:val="28"/>
-          <w:szCs w:val="28"/>
-        </w:rPr>
-        <w:t>высшего образования</w:t>
-      </w:r>
-    </w:p>
-    <w:p>
-      <w:pPr>
-        <w:pBdr>
-          <w:top w:val="nil"/>
-          <w:left w:val="nil"/>
-          <w:bottom w:val="nil"/>
-          <w:right w:val="nil"/>
-          <w:between w:val="nil"/>
-        </w:pBdr>
-        <w:ind w:firstLine="0"/>
-        <w:jc w:val="center"/>
-        <w:rPr>
-          <w:rFonts w:eastAsia="Quattrocento Sans" w:cs="Times New Roman"/>
-          <w:color w:val="000000"/>
-          <w:sz w:val="28"/>
-          <w:szCs w:val="28"/>
-        </w:rPr>
-      </w:pPr>
-      <w:r>
-        <w:rPr>
-          <w:rFonts w:eastAsia="Times New Roman" w:cs="Times New Roman"/>
-          <w:color w:val="000000"/>
-          <w:sz w:val="28"/>
-          <w:szCs w:val="28"/>
-        </w:rPr>
-        <w:t>«Вятский государственный университет»</w:t>
-      </w:r>
-    </w:p>
-    <w:p>
-      <w:pPr>
-        <w:pBdr>
-          <w:top w:val="nil"/>
-          <w:left w:val="nil"/>
-          <w:bottom w:val="nil"/>
-          <w:right w:val="nil"/>
-          <w:between w:val="nil"/>
-        </w:pBdr>
-        <w:ind w:firstLine="0"/>
-        <w:jc w:val="center"/>
-        <w:rPr>
-          <w:rFonts w:eastAsia="Quattrocento Sans" w:cs="Times New Roman"/>
-          <w:color w:val="000000"/>
-          <w:sz w:val="28"/>
-          <w:szCs w:val="28"/>
-        </w:rPr>
-      </w:pPr>
-      <w:r>
-        <w:rPr>
-          <w:rFonts w:eastAsia="Times New Roman" w:cs="Times New Roman"/>
-          <w:color w:val="000000"/>
-          <w:sz w:val="28"/>
-          <w:szCs w:val="28"/>
-        </w:rPr>
-        <w:t>Колледж </w:t>
-      </w:r>
-      <w:proofErr w:type="spellStart"/>
-      <w:r>
-        <w:rPr>
-          <w:rFonts w:eastAsia="Times New Roman" w:cs="Times New Roman"/>
-          <w:color w:val="000000"/>
-          <w:sz w:val="28"/>
-          <w:szCs w:val="28"/>
-        </w:rPr>
-        <w:t>ВятГУ</w:t>
-      </w:r>
-      <w:proofErr w:type="spellEnd"/>
-    </w:p>
-    <w:p>
-      <w:pPr>
-        <w:pBdr>
-          <w:top w:val="nil"/>
-          <w:left w:val="nil"/>
-          <w:bottom w:val="nil"/>
-          <w:right w:val="nil"/>
-          <w:between w:val="nil"/>
-        </w:pBdr>
-        <w:jc w:val="center"/>
-        <w:rPr>
-          <w:rFonts w:eastAsia="Quattrocento Sans" w:cs="Times New Roman"/>
-          <w:color w:val="000000"/>
-          <w:sz w:val="28"/>
-          <w:szCs w:val="28"/>
-        </w:rPr>
-      </w:pPr>
-      <w:r>
-        <w:rPr>
-          <w:rFonts w:eastAsia="Times New Roman" w:cs="Times New Roman"/>
-          <w:color w:val="000000"/>
-          <w:sz w:val="28"/>
-          <w:szCs w:val="28"/>
-        </w:rPr>
-        <w:t> </w:t>
-      </w:r>
-    </w:p>
-    <w:p>
-      <w:pPr>
-        <w:pBdr>
-          <w:top w:val="nil"/>
-          <w:left w:val="nil"/>
-          <w:bottom w:val="nil"/>
-          <w:right w:val="nil"/>
-          <w:between w:val="nil"/>
-        </w:pBdr>
-        <w:rPr>
-          <w:rFonts w:eastAsia="Quattrocento Sans" w:cs="Times New Roman"/>
-          <w:color w:val="000000"/>
-          <w:sz w:val="28"/>
-          <w:szCs w:val="28"/>
-        </w:rPr>
-      </w:pPr>
-    </w:p>
-    <w:p>
-      <w:pPr>
-        <w:pBdr>
-          <w:top w:val="nil"/>
-          <w:left w:val="nil"/>
-          <w:bottom w:val="nil"/>
-          <w:right w:val="nil"/>
-          <w:between w:val="nil"/>
-        </w:pBdr>
-        <w:rPr>
-          <w:rFonts w:eastAsia="Quattrocento Sans" w:cs="Times New Roman"/>
-          <w:color w:val="000000"/>
-          <w:sz w:val="28"/>
-          <w:szCs w:val="28"/>
-        </w:rPr>
-      </w:pPr>
-    </w:p>
-    <w:p>
-      <w:pPr>
-        <w:pBdr>
-          <w:top w:val="nil"/>
-          <w:left w:val="nil"/>
-          <w:bottom w:val="nil"/>
-          <w:right w:val="nil"/>
-          <w:between w:val="nil"/>
-        </w:pBdr>
-        <w:rPr>
-          <w:rFonts w:eastAsia="Quattrocento Sans" w:cs="Times New Roman"/>
-          <w:color w:val="000000"/>
-          <w:sz w:val="28"/>
-          <w:szCs w:val="28"/>
-        </w:rPr>
-      </w:pPr>
-      <w:r>
-        <w:rPr>
-          <w:rFonts w:eastAsia="Times New Roman" w:cs="Times New Roman"/>
-          <w:color w:val="000000"/>
-          <w:sz w:val="28"/>
-          <w:szCs w:val="28"/>
-        </w:rPr>
-        <w:t> </w:t>
-      </w:r>
-    </w:p>
-    <w:p>
-      <w:pPr>
-        <w:pBdr>
-          <w:top w:val="nil"/>
-          <w:left w:val="nil"/>
-          <w:bottom w:val="nil"/>
-          <w:right w:val="nil"/>
-          <w:between w:val="nil"/>
-        </w:pBdr>
-        <w:ind w:firstLine="0"/>
-        <w:jc w:val="center"/>
-        <w:rPr>
-          <w:rFonts w:eastAsia="Quattrocento Sans" w:cs="Times New Roman"/>
-          <w:color w:val="000000"/>
-          <w:sz w:val="28"/>
-          <w:szCs w:val="28"/>
-        </w:rPr>
-      </w:pPr>
       <w:r>
         <w:rPr>
           <w:rFonts w:eastAsia="Times New Roman" w:cs="Times New Roman"/>
@@ -385,368 +381,8 @@
         <w:t> </w:t>
       </w:r>
     </w:p>
-    <w:p>
-      <w:pPr>
-        <w:pBdr>
-          <w:top w:val="nil"/>
-          <w:left w:val="nil"/>
-          <w:bottom w:val="nil"/>
-          <w:right w:val="nil"/>
-          <w:between w:val="nil"/>
-        </w:pBdr>
-        <w:ind w:left="2704" w:firstLine="2126"/>
-        <w:rPr>
-          <w:rFonts w:eastAsia="Quattrocento Sans" w:cs="Times New Roman"/>
-          <w:color w:val="000000"/>
-          <w:sz w:val="28"/>
-          <w:szCs w:val="28"/>
-        </w:rPr>
-      </w:pPr>
-      <w:r>
-        <w:rPr>
-          <w:rFonts w:eastAsia="Times New Roman" w:cs="Times New Roman"/>
-          <w:color w:val="000000"/>
-          <w:sz w:val="28"/>
-          <w:szCs w:val="28"/>
-        </w:rPr>
-        <w:t>Выполнил: студент учебной группы </w:t>
-      </w:r>
-    </w:p>
-    <w:p>
-      <w:pPr>
-        <w:pBdr>
-          <w:top w:val="nil"/>
-          <w:left w:val="nil"/>
-          <w:bottom w:val="nil"/>
-          <w:right w:val="nil"/>
-          <w:between w:val="nil"/>
-        </w:pBdr>
-        <w:ind w:left="5670" w:hanging="840"/>
-        <w:rPr>
-          <w:rFonts w:eastAsia="Times New Roman" w:cs="Times New Roman"/>
-          <w:color w:val="000000"/>
-          <w:sz w:val="28"/>
-          <w:szCs w:val="28"/>
-        </w:rPr>
-      </w:pPr>
-      <w:r>
-        <w:rPr>
-          <w:rFonts w:eastAsia="Times New Roman" w:cs="Times New Roman"/>
-          <w:color w:val="000000"/>
-          <w:sz w:val="28"/>
-          <w:szCs w:val="28"/>
-        </w:rPr>
-        <w:t>ИСПк-</w:t>
-      </w:r>
-      <w:r>
-        <w:rPr>
-          <w:rFonts w:eastAsia="Times New Roman" w:cs="Times New Roman"/>
-          <w:color w:val="000000"/>
-          <w:sz w:val="28"/>
-          <w:szCs w:val="28"/>
-        </w:rPr>
-        <w:t>4</w:t>
-      </w:r>
-      <w:r>
-        <w:rPr>
-          <w:rFonts w:eastAsia="Times New Roman" w:cs="Times New Roman"/>
-          <w:color w:val="000000"/>
-          <w:sz w:val="28"/>
-          <w:szCs w:val="28"/>
-        </w:rPr>
-        <w:t>0</w:t>
-      </w:r>
-      <w:r>
-        <w:rPr>
-          <w:rFonts w:eastAsia="Times New Roman" w:cs="Times New Roman"/>
-          <w:color w:val="000000"/>
-          <w:sz w:val="28"/>
-          <w:szCs w:val="28"/>
-        </w:rPr>
-        <w:t>3</w:t>
-      </w:r>
-      <w:r>
-        <w:rPr>
-          <w:rFonts w:eastAsia="Times New Roman" w:cs="Times New Roman"/>
-          <w:color w:val="000000"/>
-          <w:sz w:val="28"/>
-          <w:szCs w:val="28"/>
-        </w:rPr>
-        <w:t>-52-00</w:t>
-      </w:r>
-    </w:p>
-    <w:p>
-      <w:pPr>
-        <w:pBdr>
-          <w:top w:val="nil"/>
-          <w:left w:val="nil"/>
-          <w:bottom w:val="nil"/>
-          <w:right w:val="nil"/>
-          <w:between w:val="nil"/>
-        </w:pBdr>
-        <w:ind w:left="5670" w:hanging="840"/>
-        <w:rPr>
-          <w:rFonts w:eastAsia="Times New Roman" w:cs="Times New Roman"/>
-          <w:color w:val="000000"/>
-          <w:sz w:val="28"/>
-          <w:szCs w:val="28"/>
-        </w:rPr>
-      </w:pPr>
-      <w:r>
-        <w:rPr>
-          <w:rFonts w:eastAsia="Times New Roman" w:cs="Times New Roman"/>
-          <w:sz w:val="28"/>
-          <w:szCs w:val="28"/>
-        </w:rPr>
-        <w:t>Корчёмкин Д.А</w:t>
-      </w:r>
-      <w:r>
-        <w:rPr>
-          <w:rFonts w:eastAsia="Times New Roman" w:cs="Times New Roman"/>
-          <w:sz w:val="28"/>
-          <w:szCs w:val="28"/>
-        </w:rPr>
-        <w:t>.</w:t>
-      </w:r>
-    </w:p>
-    <w:p>
-      <w:pPr>
-        <w:pBdr>
-          <w:top w:val="nil"/>
-          <w:left w:val="nil"/>
-          <w:bottom w:val="nil"/>
-          <w:right w:val="nil"/>
-          <w:between w:val="nil"/>
-        </w:pBdr>
-        <w:ind w:left="5670" w:hanging="840"/>
-        <w:rPr>
-          <w:rFonts w:eastAsia="Quattrocento Sans" w:cs="Times New Roman"/>
-          <w:color w:val="000000"/>
-          <w:sz w:val="28"/>
-          <w:szCs w:val="28"/>
-        </w:rPr>
-      </w:pPr>
-      <w:r>
-        <w:rPr>
-          <w:rFonts w:eastAsia="Times New Roman" w:cs="Times New Roman"/>
-          <w:color w:val="000000"/>
-          <w:sz w:val="28"/>
-          <w:szCs w:val="28"/>
-        </w:rPr>
-        <w:t>Преподаватель: </w:t>
-      </w:r>
-    </w:p>
-    <w:p>
-      <w:pPr>
-        <w:pBdr>
-          <w:top w:val="nil"/>
-          <w:left w:val="nil"/>
-          <w:bottom w:val="nil"/>
-          <w:right w:val="nil"/>
-          <w:between w:val="nil"/>
-        </w:pBdr>
-        <w:ind w:left="5670" w:hanging="840"/>
-        <w:rPr>
-          <w:rFonts w:eastAsia="Quattrocento Sans" w:cs="Times New Roman"/>
-          <w:color w:val="000000"/>
-          <w:sz w:val="28"/>
-          <w:szCs w:val="28"/>
-        </w:rPr>
-      </w:pPr>
-      <w:r>
-        <w:rPr>
-          <w:rFonts w:eastAsia="Times New Roman" w:cs="Times New Roman"/>
-          <w:sz w:val="28"/>
-          <w:szCs w:val="28"/>
-        </w:rPr>
-        <w:t>Долженкова М.Л.</w:t>
-      </w:r>
-    </w:p>
-    <w:p>
-      <w:pPr>
-        <w:pBdr>
-          <w:top w:val="nil"/>
-          <w:left w:val="nil"/>
-          <w:bottom w:val="nil"/>
-          <w:right w:val="nil"/>
-          <w:between w:val="nil"/>
-        </w:pBdr>
-        <w:ind w:left="5670" w:hanging="840"/>
-        <w:rPr>
-          <w:rFonts w:eastAsia="Quattrocento Sans" w:cs="Times New Roman"/>
-          <w:color w:val="000000"/>
-          <w:sz w:val="28"/>
-          <w:szCs w:val="28"/>
-        </w:rPr>
-      </w:pPr>
-      <w:r>
-        <w:rPr>
-          <w:rFonts w:eastAsia="Times New Roman" w:cs="Times New Roman"/>
-          <w:color w:val="000000"/>
-          <w:sz w:val="28"/>
-          <w:szCs w:val="28"/>
-        </w:rPr>
-        <w:t> </w:t>
-      </w:r>
-    </w:p>
-    <w:p>
-      <w:pPr>
-        <w:pBdr>
-          <w:top w:val="nil"/>
-          <w:left w:val="nil"/>
-          <w:bottom w:val="nil"/>
-          <w:right w:val="nil"/>
-          <w:between w:val="nil"/>
-        </w:pBdr>
-        <w:rPr>
-          <w:rFonts w:eastAsia="Times New Roman" w:cs="Times New Roman"/>
-          <w:color w:val="000000"/>
-          <w:sz w:val="28"/>
-          <w:szCs w:val="28"/>
-        </w:rPr>
-      </w:pPr>
-      <w:r>
-        <w:rPr>
-          <w:rFonts w:eastAsia="Times New Roman" w:cs="Times New Roman"/>
-          <w:color w:val="000000"/>
-          <w:sz w:val="28"/>
-          <w:szCs w:val="28"/>
-        </w:rPr>
-        <w:t> </w:t>
-      </w:r>
-    </w:p>
-    <w:p>
-      <w:pPr>
-        <w:pBdr>
-          <w:top w:val="nil"/>
-          <w:left w:val="nil"/>
-          <w:bottom w:val="nil"/>
-          <w:right w:val="nil"/>
-          <w:between w:val="nil"/>
-        </w:pBdr>
-        <w:rPr>
-          <w:rFonts w:eastAsia="Times New Roman" w:cs="Times New Roman"/>
-          <w:color w:val="000000"/>
-          <w:sz w:val="28"/>
-          <w:szCs w:val="28"/>
-        </w:rPr>
-      </w:pPr>
-    </w:p>
-    <w:p>
-      <w:pPr>
-        <w:pBdr>
-          <w:top w:val="nil"/>
-          <w:left w:val="nil"/>
-          <w:bottom w:val="nil"/>
-          <w:right w:val="nil"/>
-          <w:between w:val="nil"/>
-        </w:pBdr>
-        <w:rPr>
-          <w:rFonts w:eastAsia="Times New Roman" w:cs="Times New Roman"/>
-          <w:color w:val="000000"/>
-          <w:sz w:val="28"/>
-          <w:szCs w:val="28"/>
-        </w:rPr>
-      </w:pPr>
-    </w:p>
-    <w:p>
-      <w:pPr>
-        <w:pBdr>
-          <w:top w:val="nil"/>
-          <w:left w:val="nil"/>
-          <w:bottom w:val="nil"/>
-          <w:right w:val="nil"/>
-          <w:between w:val="nil"/>
-        </w:pBdr>
-        <w:ind w:firstLine="0"/>
-        <w:rPr>
-          <w:rFonts w:eastAsia="Times New Roman" w:cs="Times New Roman"/>
-          <w:color w:val="000000"/>
-          <w:sz w:val="28"/>
-          <w:szCs w:val="28"/>
-        </w:rPr>
-      </w:pPr>
-    </w:p>
-    <w:p>
-      <w:pPr>
-        <w:pBdr>
-          <w:top w:val="nil"/>
-          <w:left w:val="nil"/>
-          <w:bottom w:val="nil"/>
-          <w:right w:val="nil"/>
-          <w:between w:val="nil"/>
-        </w:pBdr>
-        <w:ind w:firstLine="0"/>
-        <w:rPr>
-          <w:rFonts w:eastAsia="Times New Roman" w:cs="Times New Roman"/>
-          <w:color w:val="000000"/>
-          <w:sz w:val="28"/>
-          <w:szCs w:val="28"/>
-        </w:rPr>
-      </w:pPr>
-    </w:p>
-    <w:p>
-      <w:pPr>
-        <w:pBdr>
-          <w:top w:val="nil"/>
-          <w:left w:val="nil"/>
-          <w:bottom w:val="nil"/>
-          <w:right w:val="nil"/>
-          <w:between w:val="nil"/>
-        </w:pBdr>
-        <w:ind w:firstLine="0"/>
-        <w:jc w:val="center"/>
-        <w:rPr>
-          <w:rFonts w:eastAsia="Quattrocento Sans" w:cs="Times New Roman"/>
-          <w:color w:val="000000"/>
-          <w:sz w:val="28"/>
-          <w:szCs w:val="28"/>
-        </w:rPr>
-      </w:pPr>
-      <w:r>
-        <w:rPr>
-          <w:rFonts w:eastAsia="Times New Roman" w:cs="Times New Roman"/>
-          <w:color w:val="000000"/>
-          <w:sz w:val="28"/>
-          <w:szCs w:val="28"/>
-        </w:rPr>
-        <w:t>Киров</w:t>
-      </w:r>
-    </w:p>
-    <w:p>
-      <w:pPr>
-        <w:ind w:firstLine="0"/>
-        <w:jc w:val="center"/>
-        <w:rPr>
-          <w:rFonts w:cs="Times New Roman"/>
-          <w:sz w:val="28"/>
-          <w:szCs w:val="28"/>
-          <w:lang w:val="en-US"/>
-        </w:rPr>
-      </w:pPr>
-      <w:bookmarkStart w:id="2" w:name="_gjdgxs" w:colFirst="0" w:colLast="0"/>
-      <w:bookmarkEnd w:id="2"/>
-      <w:r>
-        <w:rPr>
-          <w:rFonts w:cs="Times New Roman"/>
-          <w:color w:val="000000"/>
-          <w:sz w:val="28"/>
-          <w:szCs w:val="28"/>
-        </w:rPr>
-        <w:t>202</w:t>
-      </w:r>
-      <w:r>
-        <w:rPr>
-          <w:rFonts w:cs="Times New Roman"/>
-          <w:color w:val="000000"/>
-          <w:sz w:val="28"/>
-          <w:szCs w:val="28"/>
-        </w:rPr>
-        <w:t>6</w:t>
-      </w:r>
-      <w:bookmarkEnd w:id="0"/>
-      <w:bookmarkEnd w:id="1"/>
-    </w:p>
+    <w:bookmarkEnd w:id="0"/>
+    <w:bookmarkEnd w:id="1"/>
     <w:p>
       <w:pPr>
         <w:pStyle w:val="1"/>
@@ -927,10 +563,31 @@
     <w:p>
       <w:pPr>
         <w:pStyle w:val="a0"/>
-        <w:ind w:firstLine="709"/>
-      </w:pPr>
-      <w:r>
-        <w:t>добавлять и удалять специалистов</w:t>
+      </w:pPr>
+      <w:r>
+        <w:t>добавлять и удалять специалистов, чтобы управлять составом команды</w:t>
+      </w:r>
+      <w:r>
+        <w:t>;</w:t>
+      </w:r>
+    </w:p>
+    <w:p>
+      <w:pPr>
+        <w:pStyle w:val="a0"/>
+      </w:pPr>
+      <w:r>
+        <w:t>видеть все входящие заявки, чтобы оперативно их обрабатывать</w:t>
+      </w:r>
+      <w:r>
+        <w:t>;</w:t>
+      </w:r>
+    </w:p>
+    <w:p>
+      <w:pPr>
+        <w:pStyle w:val="a0"/>
+      </w:pPr>
+      <w:r>
+        <w:t>назначать заявки специалистам вручную или получать рекомендации системы, чтобы выбирать подходящего исполнителя</w:t>
       </w:r>
       <w:r>
         <w:t>;</w:t>
@@ -942,7 +599,7 @@
         <w:ind w:firstLine="709"/>
       </w:pPr>
       <w:r>
-        <w:t>видеть все входящие заявки</w:t>
+        <w:t>видеть загрузку и расписание специалистов, чтобы избегать наложений</w:t>
       </w:r>
       <w:r>
         <w:t>;</w:t>
@@ -954,7 +611,7 @@
         <w:ind w:firstLine="709"/>
       </w:pPr>
       <w:r>
-        <w:t>назначать заявки специалистам вручную или получать рекомендации системы, чтобы выбирать подходящего исполнителя</w:t>
+        <w:t>просматривать отзывы клиентов и статистику по заявкам, чтобы оценивать качество работы</w:t>
       </w:r>
       <w:r>
         <w:t>;</w:t>
@@ -966,31 +623,13 @@
         <w:ind w:firstLine="709"/>
       </w:pPr>
       <w:r>
-        <w:t>видеть загрузку и расписание специалистов, чтобы избегать наложений</w:t>
-      </w:r>
-      <w:r>
-        <w:t>;</w:t>
-      </w:r>
-    </w:p>
-    <w:p>
-      <w:pPr>
-        <w:pStyle w:val="a0"/>
-        <w:ind w:firstLine="709"/>
-      </w:pPr>
-      <w:r>
-        <w:t>просматривать отзывы клиентов и статистику по заявкам, чтобы оценивать качество работы</w:t>
-      </w:r>
-      <w:r>
-        <w:t>;</w:t>
-      </w:r>
-    </w:p>
-    <w:p>
-      <w:pPr>
-        <w:pStyle w:val="a0"/>
-        <w:ind w:firstLine="709"/>
-      </w:pPr>
-      <w:r>
         <w:t>получать уведомления о новых заявках</w:t>
+      </w:r>
+      <w:r>
+        <w:t xml:space="preserve">, </w:t>
+      </w:r>
+      <w:r>
+        <w:t>чтобы не пропускать обращения клиентов</w:t>
       </w:r>
       <w:r>
         <w:t>.</w:t>
@@ -1035,7 +674,10 @@
         <w:ind w:left="0" w:firstLine="709"/>
       </w:pPr>
       <w:r>
-        <w:t xml:space="preserve">видеть список своих назначенных заявок; </w:t>
+        <w:t>видеть список своих назначенных заявок, чтобы планировать рабочий день</w:t>
+      </w:r>
+      <w:r>
+        <w:t xml:space="preserve">; </w:t>
       </w:r>
     </w:p>
     <w:p>
@@ -1048,7 +690,10 @@
         <w:ind w:left="0" w:firstLine="709"/>
       </w:pPr>
       <w:r>
-        <w:t xml:space="preserve">получать уведомления о новых назначениях; </w:t>
+        <w:t>получать уведомления о новых назначениях, чтобы своевременно реагировать на заявки</w:t>
+      </w:r>
+      <w:r>
+        <w:t xml:space="preserve">; </w:t>
       </w:r>
     </w:p>
     <w:p>
@@ -1061,7 +706,10 @@
         <w:ind w:left="0" w:firstLine="709"/>
       </w:pPr>
       <w:r>
-        <w:t xml:space="preserve">принимать или отклонять заявку; </w:t>
+        <w:t>принимать или отклонять заявку, чтобы подтвердить возможность её выполнения</w:t>
+      </w:r>
+      <w:r>
+        <w:t xml:space="preserve">; </w:t>
       </w:r>
     </w:p>
     <w:p>
@@ -1074,7 +722,10 @@
         <w:ind w:left="0" w:firstLine="709"/>
       </w:pPr>
       <w:r>
-        <w:t xml:space="preserve">видеть контактные данные и адрес клиента; </w:t>
+        <w:t>видеть контактные данные и адрес клиента, чтобы связаться с ним и выехать на место</w:t>
+      </w:r>
+      <w:r>
+        <w:t xml:space="preserve">; </w:t>
       </w:r>
     </w:p>
     <w:p>
@@ -1087,13 +738,10 @@
         <w:ind w:left="0" w:firstLine="709"/>
       </w:pPr>
       <w:r>
-        <w:t>менять статус заявки</w:t>
-      </w:r>
-      <w:r>
-        <w:t xml:space="preserve">, </w:t>
-      </w:r>
-      <w:r>
-        <w:t xml:space="preserve">чтобы фиксировать прогресс; </w:t>
+        <w:t>менять статус заявки, чтобы фиксировать прогресс выполнения</w:t>
+      </w:r>
+      <w:r>
+        <w:t xml:space="preserve">; </w:t>
       </w:r>
     </w:p>
     <w:p>
@@ -1106,7 +754,10 @@
         <w:ind w:left="0" w:firstLine="709"/>
       </w:pPr>
       <w:r>
-        <w:t xml:space="preserve">заполнять короткий отчёт после выполнения работ, чтобы закрыть заявку; </w:t>
+        <w:t>заполнять короткий отчёт после выполнения работ, чтобы закрыть заявку</w:t>
+      </w:r>
+      <w:r>
+        <w:t xml:space="preserve">; </w:t>
       </w:r>
     </w:p>
     <w:p>
@@ -1119,10 +770,10 @@
         <w:ind w:left="0" w:firstLine="709"/>
       </w:pPr>
       <w:r>
-        <w:t>видеть своё расписание</w:t>
-      </w:r>
-      <w:r>
-        <w:t xml:space="preserve"> выездов</w:t>
+        <w:t>в</w:t>
+      </w:r>
+      <w:r>
+        <w:t>идеть своё расписание выездов, чтобы избегать пересечений по времени</w:t>
       </w:r>
       <w:r>
         <w:t>.</w:t>
@@ -1184,7 +835,10 @@
         <w:contextualSpacing w:val="0"/>
       </w:pPr>
       <w:r>
-        <w:t xml:space="preserve">создать заявку с описанием проблемы, адресом и желаемым временем, чтобы заказать услугу; </w:t>
+        <w:t>создать заявку с описанием проблемы, адресом и желаемым временем, чтобы заказать услугу</w:t>
+      </w:r>
+      <w:r>
+        <w:t xml:space="preserve">; </w:t>
       </w:r>
     </w:p>
     <w:p>
@@ -1197,7 +851,10 @@
         <w:ind w:left="0" w:firstLine="709"/>
       </w:pPr>
       <w:r>
-        <w:t xml:space="preserve">выбрать компанию самостоятельно или получить рекомендацию системы, чтобы найти подходящего исполнителя; </w:t>
+        <w:t>выбрать компанию самостоятельно или получить рекомендацию системы, чтобы найти подходящего исполнителя</w:t>
+      </w:r>
+      <w:r>
+        <w:t xml:space="preserve">; </w:t>
       </w:r>
     </w:p>
     <w:p>
@@ -1210,7 +867,10 @@
         <w:ind w:left="0" w:firstLine="709"/>
       </w:pPr>
       <w:r>
-        <w:t xml:space="preserve">видеть компании только своего города, чтобы не получать нерелевантные предложения; </w:t>
+        <w:t>видеть компании только своего города, чтобы не получать нерелевантные предложения</w:t>
+      </w:r>
+      <w:r>
+        <w:t xml:space="preserve">; </w:t>
       </w:r>
     </w:p>
     <w:p>
@@ -1223,7 +883,10 @@
         <w:ind w:left="0" w:firstLine="709"/>
       </w:pPr>
       <w:r>
-        <w:t xml:space="preserve">отслеживать статус своей заявки; </w:t>
+        <w:t>отслеживать статус своей заявки, чтобы знать, на каком этапе находится выполнение</w:t>
+      </w:r>
+      <w:r>
+        <w:t xml:space="preserve">; </w:t>
       </w:r>
     </w:p>
     <w:p>
@@ -1236,7 +899,10 @@
         <w:ind w:left="0" w:firstLine="709"/>
       </w:pPr>
       <w:r>
-        <w:t>получать уведомления об изменении статуса заявки;</w:t>
+        <w:t>получать уведомления об изменении статуса заявки, чтобы быть в курсе хода выполнения</w:t>
+      </w:r>
+      <w:r>
+        <w:t>;</w:t>
       </w:r>
     </w:p>
     <w:p>
@@ -1249,7 +915,10 @@
         <w:ind w:left="0" w:firstLine="709"/>
       </w:pPr>
       <w:r>
-        <w:t>видеть рейтинги и отзывы компаний;</w:t>
+        <w:t>видеть рейтинги и отзывы компаний, чтобы выбрать проверенного исполнителя</w:t>
+      </w:r>
+      <w:r>
+        <w:t>;</w:t>
       </w:r>
     </w:p>
     <w:p>
@@ -1262,7 +931,10 @@
         <w:ind w:left="0" w:firstLine="709"/>
       </w:pPr>
       <w:r>
-        <w:t xml:space="preserve">иметь возможность оставить отзыв и оценку компании и специалисту после выполнения работ. </w:t>
+        <w:t>оставить отзыв и оценку компании и специалисту после выполнения работ, чтобы помочь другим клиентам и дать обратную связь</w:t>
+      </w:r>
+      <w:r>
+        <w:t xml:space="preserve">. </w:t>
       </w:r>
     </w:p>
     <w:p>
@@ -4536,7 +4208,6 @@
   <w:style w:type="character" w:default="1" w:styleId="a2">
     <w:name w:val="Default Paragraph Font"/>
     <w:uiPriority w:val="1"/>
-    <w:semiHidden/>
     <w:unhideWhenUsed/>
   </w:style>
   <w:style w:type="table" w:default="1" w:styleId="a3">
@@ -5856,12 +5527,6 @@
 </file>
 
 <file path=customXml/item1.xml><?xml version="1.0" encoding="utf-8"?>
-<p:properties xmlns:p="http://schemas.microsoft.com/office/2006/metadata/properties" xmlns:xsi="http://www.w3.org/2001/XMLSchema-instance" xmlns:pc="http://schemas.microsoft.com/office/infopath/2007/PartnerControls">
-  <documentManagement/>
-</p:properties>
-</file>
-
-<file path=customXml/item2.xml><?xml version="1.0" encoding="utf-8"?>
 <?mso-contentType ?>
 <FormTemplates xmlns="http://schemas.microsoft.com/sharepoint/v3/contenttype/forms">
   <Display>DocumentLibraryForm</Display>
@@ -5870,11 +5535,11 @@
 </FormTemplates>
 </file>
 
-<file path=customXml/item3.xml><?xml version="1.0" encoding="utf-8"?>
+<file path=customXml/item2.xml><?xml version="1.0" encoding="utf-8"?>
 <b:Sources xmlns:b="http://schemas.openxmlformats.org/officeDocument/2006/bibliography" xmlns="http://schemas.openxmlformats.org/officeDocument/2006/bibliography" SelectedStyle="\APASixthEditionOfficeOnline.xsl" StyleName="APA" Version="6"/>
 </file>
 
-<file path=customXml/item4.xml><?xml version="1.0" encoding="utf-8"?>
+<file path=customXml/item3.xml><?xml version="1.0" encoding="utf-8"?>
 <ct:contentTypeSchema xmlns:ct="http://schemas.microsoft.com/office/2006/metadata/contentType" xmlns:ma="http://schemas.microsoft.com/office/2006/metadata/properties/metaAttributes" ct:_="" ma:_="" ma:contentTypeName="Документ" ma:contentTypeID="0x010100895006E4339BF24CAA0F5B167E451061" ma:contentTypeVersion="11" ma:contentTypeDescription="Создание документа." ma:contentTypeScope="" ma:versionID="ee66b34cdb7d5be00a86ac9db559fc97">
   <xsd:schema xmlns:xsd="http://www.w3.org/2001/XMLSchema" xmlns:xs="http://www.w3.org/2001/XMLSchema" xmlns:p="http://schemas.microsoft.com/office/2006/metadata/properties" xmlns:ns3="a1eb269e-cbf3-465a-8e4a-8d42bc45f09f" xmlns:ns4="a042d032-8e16-4c5e-a37e-70d449039bd2" targetNamespace="http://schemas.microsoft.com/office/2006/metadata/properties" ma:root="true" ma:fieldsID="9831aabdbf23b96857ccdb3f4e1a7ec2" ns3:_="" ns4:_="">
     <xsd:import namespace="a1eb269e-cbf3-465a-8e4a-8d42bc45f09f"/>
@@ -6083,16 +5748,13 @@
 </ct:contentTypeSchema>
 </file>
 
-<file path=customXml/itemProps1.xml><?xml version="1.0" encoding="utf-8"?>
-<ds:datastoreItem xmlns:ds="http://schemas.openxmlformats.org/officeDocument/2006/customXml" ds:itemID="{D1D02F96-5624-48FE-AB5F-467181C3EDC1}">
-  <ds:schemaRefs>
-    <ds:schemaRef ds:uri="http://schemas.microsoft.com/office/2006/metadata/properties"/>
-    <ds:schemaRef ds:uri="http://schemas.microsoft.com/office/infopath/2007/PartnerControls"/>
-  </ds:schemaRefs>
-</ds:datastoreItem>
+<file path=customXml/item4.xml><?xml version="1.0" encoding="utf-8"?>
+<p:properties xmlns:p="http://schemas.microsoft.com/office/2006/metadata/properties" xmlns:xsi="http://www.w3.org/2001/XMLSchema-instance" xmlns:pc="http://schemas.microsoft.com/office/infopath/2007/PartnerControls">
+  <documentManagement/>
+</p:properties>
 </file>
 
-<file path=customXml/itemProps2.xml><?xml version="1.0" encoding="utf-8"?>
+<file path=customXml/itemProps1.xml><?xml version="1.0" encoding="utf-8"?>
 <ds:datastoreItem xmlns:ds="http://schemas.openxmlformats.org/officeDocument/2006/customXml" ds:itemID="{C545EDB0-6DA9-4573-8FDA-4B7CDBF5EFD9}">
   <ds:schemaRefs>
     <ds:schemaRef ds:uri="http://schemas.microsoft.com/sharepoint/v3/contenttype/forms"/>
@@ -6100,7 +5762,7 @@
 </ds:datastoreItem>
 </file>
 
-<file path=customXml/itemProps3.xml><?xml version="1.0" encoding="utf-8"?>
+<file path=customXml/itemProps2.xml><?xml version="1.0" encoding="utf-8"?>
 <ds:datastoreItem xmlns:ds="http://schemas.openxmlformats.org/officeDocument/2006/customXml" ds:itemID="{72D355A2-1939-4879-96C4-49CFD3AE6CBA}">
   <ds:schemaRefs>
     <ds:schemaRef ds:uri="http://schemas.openxmlformats.org/officeDocument/2006/bibliography"/>
@@ -6108,7 +5770,7 @@
 </ds:datastoreItem>
 </file>
 
-<file path=customXml/itemProps4.xml><?xml version="1.0" encoding="utf-8"?>
+<file path=customXml/itemProps3.xml><?xml version="1.0" encoding="utf-8"?>
 <ds:datastoreItem xmlns:ds="http://schemas.openxmlformats.org/officeDocument/2006/customXml" ds:itemID="{BE06CD11-97E7-4DA4-A1E7-C20845DD652C}">
   <ds:schemaRefs>
     <ds:schemaRef ds:uri="http://schemas.microsoft.com/office/2006/metadata/contentType"/>
@@ -6125,4 +5787,13 @@
     <ds:schemaRef ds:uri="http://schemas.microsoft.com/internal/obd"/>
   </ds:schemaRefs>
 </ds:datastoreItem>
+</file>
+
+<file path=customXml/itemProps4.xml><?xml version="1.0" encoding="utf-8"?>
+<ds:datastoreItem xmlns:ds="http://schemas.openxmlformats.org/officeDocument/2006/customXml" ds:itemID="{D1D02F96-5624-48FE-AB5F-467181C3EDC1}">
+  <ds:schemaRefs>
+    <ds:schemaRef ds:uri="http://schemas.microsoft.com/office/2006/metadata/properties"/>
+    <ds:schemaRef ds:uri="http://schemas.microsoft.com/office/infopath/2007/PartnerControls"/>
+  </ds:schemaRefs>
+</ds:datastoreItem>
 </file>
--- a/docs/Первичный анализ Корчёмкин Д.А ИСП-403.docx
+++ b/docs/Первичный анализ Корчёмкин Д.А ИСП-403.docx
@@ -398,10 +398,7 @@
         <w:ind w:firstLine="709"/>
       </w:pPr>
       <w:r>
-        <w:t>Компаниям</w:t>
-      </w:r>
-      <w:r>
-        <w:t>, которые занимаются выездным ремонтом и обслуживанием, сложно эффективно обрабатывать заявки: они часто теряются, специалисты назначаются вручную, а контроль загрузки сотрудников практически отсутствует. Клиенты, в свою очередь, тратят время на поиск исполнителей через объявления и мессенджеры, не имея возможности быстро сравнить компании и отследить выполнение заявки. Платформа решает эти проблемы, автоматизируя приём заявок, подбор и назначение специалистов, а также давая клиентам простой способ выбора компании с отзывами и контролем выполнения работ</w:t>
+        <w:t>Компаниям, которые занимаются выездным ремонтом и обслуживанием, сложно эффективно обрабатывать заявки: они часто теряются, специалисты назначаются вручную, а контроль загрузки сотрудников практически отсутствует. Клиенты, в свою очередь, тратят время на поиск исполнителей через объявления и мессенджеры, не имея возможности быстро сравнить компании. Платформа решает эти проблемы, автоматизируя приём заявок, подбор и назначение специалистов, а также давая клиентам простой способ выбора компании с отзывами и контролем выполнения работ</w:t>
       </w:r>
       <w:r>
         <w:t>.</w:t>
@@ -433,25 +430,7 @@
         <w:ind w:firstLine="709"/>
       </w:pPr>
       <w:r>
-        <w:t xml:space="preserve">Целью системы является создание </w:t>
-      </w:r>
-      <w:r>
-        <w:t>удобной платформы</w:t>
-      </w:r>
-      <w:r>
-        <w:t>, которая позволит</w:t>
-      </w:r>
-      <w:r>
-        <w:t xml:space="preserve"> </w:t>
-      </w:r>
-      <w:r>
-        <w:t>сервисным компаниям эффективно принимать и распределять заявки на выездные работы, а клиентам</w:t>
-      </w:r>
-      <w:r>
-        <w:t xml:space="preserve"> - </w:t>
-      </w:r>
-      <w:r>
-        <w:t>быстро находить проверенных исполнителей в своём городе, оставлять заявки и контролировать их выполнение</w:t>
+        <w:t>Целью системы является повышение эффективности обработки заявок на выездные работы для сервисных компаний и сокращение времени поиска и ожидания услуги для клиентов за счёт автоматизации приёма, распределения и контроля выполнения заявок, а также предоставления прозрачного статуса выполнения</w:t>
       </w:r>
       <w:r>
         <w:t>.</w:t>
@@ -2337,16 +2316,8 @@
               <w:pStyle w:val="vgutTableText"/>
             </w:pPr>
             <w:r>
-              <w:t>Д</w:t>
-            </w:r>
-            <w:r>
-              <w:t>ля каждой заявки в системе в каждый момент времени отображается один текущий статус</w:t>
-            </w:r>
-          </w:p>
-          <w:p>
-            <w:pPr>
-              <w:pStyle w:val="vgutTableText"/>
-            </w:pPr>
+              <w:t>При изменении статуса заявки в системе всегда отображается только один текущий статус, соответствующий последнему выполненному действию</w:t>
+            </w:r>
           </w:p>
         </w:tc>
       </w:tr>
@@ -5527,19 +5498,6 @@
 </file>
 
 <file path=customXml/item1.xml><?xml version="1.0" encoding="utf-8"?>
-<?mso-contentType ?>
-<FormTemplates xmlns="http://schemas.microsoft.com/sharepoint/v3/contenttype/forms">
-  <Display>DocumentLibraryForm</Display>
-  <Edit>DocumentLibraryForm</Edit>
-  <New>DocumentLibraryForm</New>
-</FormTemplates>
-</file>
-
-<file path=customXml/item2.xml><?xml version="1.0" encoding="utf-8"?>
-<b:Sources xmlns:b="http://schemas.openxmlformats.org/officeDocument/2006/bibliography" xmlns="http://schemas.openxmlformats.org/officeDocument/2006/bibliography" SelectedStyle="\APASixthEditionOfficeOnline.xsl" StyleName="APA" Version="6"/>
-</file>
-
-<file path=customXml/item3.xml><?xml version="1.0" encoding="utf-8"?>
 <ct:contentTypeSchema xmlns:ct="http://schemas.microsoft.com/office/2006/metadata/contentType" xmlns:ma="http://schemas.microsoft.com/office/2006/metadata/properties/metaAttributes" ct:_="" ma:_="" ma:contentTypeName="Документ" ma:contentTypeID="0x010100895006E4339BF24CAA0F5B167E451061" ma:contentTypeVersion="11" ma:contentTypeDescription="Создание документа." ma:contentTypeScope="" ma:versionID="ee66b34cdb7d5be00a86ac9db559fc97">
   <xsd:schema xmlns:xsd="http://www.w3.org/2001/XMLSchema" xmlns:xs="http://www.w3.org/2001/XMLSchema" xmlns:p="http://schemas.microsoft.com/office/2006/metadata/properties" xmlns:ns3="a1eb269e-cbf3-465a-8e4a-8d42bc45f09f" xmlns:ns4="a042d032-8e16-4c5e-a37e-70d449039bd2" targetNamespace="http://schemas.microsoft.com/office/2006/metadata/properties" ma:root="true" ma:fieldsID="9831aabdbf23b96857ccdb3f4e1a7ec2" ns3:_="" ns4:_="">
     <xsd:import namespace="a1eb269e-cbf3-465a-8e4a-8d42bc45f09f"/>
@@ -5748,6 +5706,19 @@
 </ct:contentTypeSchema>
 </file>
 
+<file path=customXml/item2.xml><?xml version="1.0" encoding="utf-8"?>
+<b:Sources xmlns:b="http://schemas.openxmlformats.org/officeDocument/2006/bibliography" xmlns="http://schemas.openxmlformats.org/officeDocument/2006/bibliography" SelectedStyle="\APASixthEditionOfficeOnline.xsl" StyleName="APA" Version="6"/>
+</file>
+
+<file path=customXml/item3.xml><?xml version="1.0" encoding="utf-8"?>
+<?mso-contentType ?>
+<FormTemplates xmlns="http://schemas.microsoft.com/sharepoint/v3/contenttype/forms">
+  <Display>DocumentLibraryForm</Display>
+  <Edit>DocumentLibraryForm</Edit>
+  <New>DocumentLibraryForm</New>
+</FormTemplates>
+</file>
+
 <file path=customXml/item4.xml><?xml version="1.0" encoding="utf-8"?>
 <p:properties xmlns:p="http://schemas.microsoft.com/office/2006/metadata/properties" xmlns:xsi="http://www.w3.org/2001/XMLSchema-instance" xmlns:pc="http://schemas.microsoft.com/office/infopath/2007/PartnerControls">
   <documentManagement/>
@@ -5755,22 +5726,6 @@
 </file>
 
 <file path=customXml/itemProps1.xml><?xml version="1.0" encoding="utf-8"?>
-<ds:datastoreItem xmlns:ds="http://schemas.openxmlformats.org/officeDocument/2006/customXml" ds:itemID="{C545EDB0-6DA9-4573-8FDA-4B7CDBF5EFD9}">
-  <ds:schemaRefs>
-    <ds:schemaRef ds:uri="http://schemas.microsoft.com/sharepoint/v3/contenttype/forms"/>
-  </ds:schemaRefs>
-</ds:datastoreItem>
-</file>
-
-<file path=customXml/itemProps2.xml><?xml version="1.0" encoding="utf-8"?>
-<ds:datastoreItem xmlns:ds="http://schemas.openxmlformats.org/officeDocument/2006/customXml" ds:itemID="{72D355A2-1939-4879-96C4-49CFD3AE6CBA}">
-  <ds:schemaRefs>
-    <ds:schemaRef ds:uri="http://schemas.openxmlformats.org/officeDocument/2006/bibliography"/>
-  </ds:schemaRefs>
-</ds:datastoreItem>
-</file>
-
-<file path=customXml/itemProps3.xml><?xml version="1.0" encoding="utf-8"?>
 <ds:datastoreItem xmlns:ds="http://schemas.openxmlformats.org/officeDocument/2006/customXml" ds:itemID="{BE06CD11-97E7-4DA4-A1E7-C20845DD652C}">
   <ds:schemaRefs>
     <ds:schemaRef ds:uri="http://schemas.microsoft.com/office/2006/metadata/contentType"/>
@@ -5789,6 +5744,22 @@
 </ds:datastoreItem>
 </file>
 
+<file path=customXml/itemProps2.xml><?xml version="1.0" encoding="utf-8"?>
+<ds:datastoreItem xmlns:ds="http://schemas.openxmlformats.org/officeDocument/2006/customXml" ds:itemID="{72D355A2-1939-4879-96C4-49CFD3AE6CBA}">
+  <ds:schemaRefs>
+    <ds:schemaRef ds:uri="http://schemas.openxmlformats.org/officeDocument/2006/bibliography"/>
+  </ds:schemaRefs>
+</ds:datastoreItem>
+</file>
+
+<file path=customXml/itemProps3.xml><?xml version="1.0" encoding="utf-8"?>
+<ds:datastoreItem xmlns:ds="http://schemas.openxmlformats.org/officeDocument/2006/customXml" ds:itemID="{C545EDB0-6DA9-4573-8FDA-4B7CDBF5EFD9}">
+  <ds:schemaRefs>
+    <ds:schemaRef ds:uri="http://schemas.microsoft.com/sharepoint/v3/contenttype/forms"/>
+  </ds:schemaRefs>
+</ds:datastoreItem>
+</file>
+
 <file path=customXml/itemProps4.xml><?xml version="1.0" encoding="utf-8"?>
 <ds:datastoreItem xmlns:ds="http://schemas.openxmlformats.org/officeDocument/2006/customXml" ds:itemID="{D1D02F96-5624-48FE-AB5F-467181C3EDC1}">
   <ds:schemaRefs>
